--- a/docs/documentation-en.docx
+++ b/docs/documentation-en.docx
@@ -5702,16 +5702,20 @@
     <w:p>
       <w:pPr>
         <w:pStyle w:val="BodyText"/>
-        <w:bidi w:val="0"/>
-        <w:jc w:val="both"/>
+        <w:widowControl w:val="false"/>
+        <w:suppressAutoHyphens w:val="true"/>
+        <w:bidi w:val="0"/>
+        <w:jc w:val="center"/>
         <w:rPr>
           <w:rFonts w:ascii="Bahnschrift Light" w:hAnsi="Bahnschrift Light" w:eastAsia="SimSun" w:cs="Arial"/>
           <w:b/>
           <w:bCs/>
+          <w:i/>
+          <w:iCs/>
           <w:color w:val="auto"/>
           <w:kern w:val="2"/>
-          <w:sz w:val="24"/>
-          <w:szCs w:val="24"/>
+          <w:sz w:val="28"/>
+          <w:szCs w:val="28"/>
           <w:lang w:val="de-DE" w:eastAsia="zh-CN" w:bidi="hi-IN"/>
         </w:rPr>
       </w:pPr>
@@ -5720,6 +5724,110 @@
           <w:rFonts w:eastAsia="SimSun" w:cs="Arial" w:ascii="Bahnschrift Light" w:hAnsi="Bahnschrift Light"/>
           <w:b/>
           <w:bCs/>
+          <w:i/>
+          <w:iCs/>
+          <w:color w:val="auto"/>
+          <w:kern w:val="2"/>
+          <w:sz w:val="28"/>
+          <w:szCs w:val="28"/>
+          <w:lang w:val="en-US" w:eastAsia="zh-CN" w:bidi="hi-IN"/>
+        </w:rPr>
+        <w:t>The Rules</w:t>
+      </w:r>
+      <w:r>
+        <w:rPr>
+          <w:rFonts w:eastAsia="SimSun" w:cs="Arial" w:ascii="Bahnschrift Light" w:hAnsi="Bahnschrift Light"/>
+          <w:b/>
+          <w:bCs/>
+          <w:i/>
+          <w:iCs/>
+          <w:color w:val="auto"/>
+          <w:kern w:val="2"/>
+          <w:sz w:val="28"/>
+          <w:szCs w:val="28"/>
+          <w:lang w:val="de-DE" w:eastAsia="zh-CN" w:bidi="hi-IN"/>
+        </w:rPr>
+        <w:t xml:space="preserve"> </w:t>
+      </w:r>
+    </w:p>
+    <w:p>
+      <w:pPr>
+        <w:pStyle w:val="BodyText"/>
+        <w:widowControl w:val="false"/>
+        <w:suppressAutoHyphens w:val="true"/>
+        <w:bidi w:val="0"/>
+        <w:jc w:val="both"/>
+        <w:rPr>
+          <w:rFonts w:ascii="Bahnschrift Light" w:hAnsi="Bahnschrift Light" w:eastAsia="SimSun" w:cs="Arial"/>
+          <w:b w:val="false"/>
+          <w:bCs w:val="false"/>
+          <w:i/>
+          <w:iCs/>
+          <w:color w:val="auto"/>
+          <w:kern w:val="2"/>
+          <w:sz w:val="24"/>
+          <w:szCs w:val="24"/>
+          <w:lang w:val="de-DE" w:eastAsia="zh-CN" w:bidi="hi-IN"/>
+        </w:rPr>
+      </w:pPr>
+      <w:r>
+        <w:rPr>
+          <w:rFonts w:eastAsia="SimSun" w:cs="Arial" w:ascii="Bahnschrift Light" w:hAnsi="Bahnschrift Light"/>
+          <w:b w:val="false"/>
+          <w:bCs w:val="false"/>
+          <w:i/>
+          <w:iCs/>
+          <w:color w:val="auto"/>
+          <w:kern w:val="2"/>
+          <w:sz w:val="24"/>
+          <w:szCs w:val="24"/>
+          <w:lang w:val="en-US" w:eastAsia="zh-CN" w:bidi="hi-IN"/>
+        </w:rPr>
+        <w:t>The “rules” described below are the result of my years of experience with Sudoku. They are not official Sudoku rules, but rather insights gained from experience—or my own personal strategies (rmb).</w:t>
+      </w:r>
+      <w:r>
+        <w:rPr>
+          <w:rFonts w:eastAsia="SimSun" w:cs="Arial" w:ascii="Bahnschrift Light" w:hAnsi="Bahnschrift Light"/>
+          <w:b w:val="false"/>
+          <w:bCs w:val="false"/>
+          <w:i/>
+          <w:iCs/>
+          <w:color w:val="auto"/>
+          <w:kern w:val="2"/>
+          <w:sz w:val="24"/>
+          <w:szCs w:val="24"/>
+          <w:lang w:val="de-DE" w:eastAsia="zh-CN" w:bidi="hi-IN"/>
+        </w:rPr>
+        <w:t xml:space="preserve"> </w:t>
+      </w:r>
+    </w:p>
+    <w:p>
+      <w:pPr>
+        <w:pStyle w:val="BodyText"/>
+        <w:widowControl w:val="false"/>
+        <w:suppressAutoHyphens w:val="true"/>
+        <w:bidi w:val="0"/>
+        <w:jc w:val="both"/>
+        <w:rPr>
+          <w:rFonts w:ascii="Bahnschrift Light" w:hAnsi="Bahnschrift Light" w:eastAsia="SimSun" w:cs="Arial"/>
+          <w:b w:val="false"/>
+          <w:bCs w:val="false"/>
+          <w:i/>
+          <w:iCs/>
+          <w:color w:val="auto"/>
+          <w:kern w:val="2"/>
+          <w:sz w:val="24"/>
+          <w:szCs w:val="24"/>
+          <w:lang w:val="de-DE" w:eastAsia="zh-CN" w:bidi="hi-IN"/>
+        </w:rPr>
+      </w:pPr>
+      <w:r>
+        <w:rPr>
+          <w:rFonts w:eastAsia="SimSun" w:cs="Arial" w:ascii="Bahnschrift Light" w:hAnsi="Bahnschrift Light"/>
+          <w:b w:val="false"/>
+          <w:bCs w:val="false"/>
+          <w:i/>
+          <w:iCs/>
           <w:color w:val="auto"/>
           <w:kern w:val="2"/>
           <w:sz w:val="24"/>
@@ -6415,6 +6523,52 @@
           <w:szCs w:val="28"/>
           <w:lang w:val="de-DE" w:eastAsia="zh-CN" w:bidi="hi-IN"/>
         </w:rPr>
+      </w:r>
+    </w:p>
+    <w:p>
+      <w:pPr>
+        <w:pStyle w:val="BodyText"/>
+        <w:jc w:val="left"/>
+        <w:rPr>
+          <w:rFonts w:ascii="Bahnschrift Light" w:hAnsi="Bahnschrift Light"/>
+          <w:sz w:val="28"/>
+          <w:szCs w:val="28"/>
+        </w:rPr>
+      </w:pPr>
+      <w:r>
+        <w:rPr>
+          <w:rFonts w:eastAsia="SimSun" w:cs="Arial" w:ascii="Bahnschrift Light" w:hAnsi="Bahnschrift Light"/>
+          <w:b/>
+          <w:bCs/>
+          <w:color w:val="auto"/>
+          <w:kern w:val="2"/>
+          <w:sz w:val="28"/>
+          <w:szCs w:val="28"/>
+          <w:lang w:val="de-DE" w:eastAsia="zh-CN" w:bidi="hi-IN"/>
+        </w:rPr>
+      </w:r>
+    </w:p>
+    <w:p>
+      <w:pPr>
+        <w:pStyle w:val="BodyText"/>
+        <w:jc w:val="left"/>
+        <w:rPr>
+          <w:rFonts w:ascii="Bahnschrift Light" w:hAnsi="Bahnschrift Light"/>
+          <w:sz w:val="28"/>
+          <w:szCs w:val="28"/>
+        </w:rPr>
+      </w:pPr>
+      <w:r>
+        <w:rPr>
+          <w:rFonts w:eastAsia="SimSun" w:cs="Arial" w:ascii="Bahnschrift Light" w:hAnsi="Bahnschrift Light"/>
+          <w:b/>
+          <w:bCs/>
+          <w:color w:val="auto"/>
+          <w:kern w:val="2"/>
+          <w:sz w:val="28"/>
+          <w:szCs w:val="28"/>
+          <w:lang w:val="de-DE" w:eastAsia="zh-CN" w:bidi="hi-IN"/>
+        </w:rPr>
         <w:t>The button “Rule: -Find double numbers-”</w:t>
       </w:r>
     </w:p>
@@ -7005,17 +7159,11 @@
         <w:pStyle w:val="BodyText"/>
         <w:widowControl w:val="false"/>
         <w:suppressAutoHyphens w:val="true"/>
-        <w:bidi w:val="0"/>
-        <w:jc w:val="both"/>
-        <w:rPr>
-          <w:rFonts w:ascii="Bahnschrift Light" w:hAnsi="Bahnschrift Light" w:eastAsia="SimSun" w:cs="Arial"/>
-          <w:b/>
-          <w:bCs/>
-          <w:color w:val="auto"/>
-          <w:kern w:val="2"/>
+        <w:jc w:val="both"/>
+        <w:rPr>
+          <w:rFonts w:ascii="Bahnschrift Light" w:hAnsi="Bahnschrift Light"/>
           <w:sz w:val="28"/>
           <w:szCs w:val="28"/>
-          <w:lang w:val="de-DE" w:eastAsia="zh-CN" w:bidi="hi-IN"/>
         </w:rPr>
       </w:pPr>
       <w:r>
@@ -7029,6 +7177,164 @@
           <w:szCs w:val="28"/>
           <w:lang w:val="de-DE" w:eastAsia="zh-CN" w:bidi="hi-IN"/>
         </w:rPr>
+        <w:t>The button “Rule: -Find trible numbers-”</w:t>
+      </w:r>
+    </w:p>
+    <w:p>
+      <w:pPr>
+        <w:pStyle w:val="BodyText"/>
+        <w:widowControl w:val="false"/>
+        <w:suppressAutoHyphens w:val="true"/>
+        <w:bidi w:val="0"/>
+        <w:jc w:val="both"/>
+        <w:rPr>
+          <w:rFonts w:ascii="Bahnschrift Light" w:hAnsi="Bahnschrift Light" w:eastAsia="SimSun" w:cs="Arial"/>
+          <w:b/>
+          <w:bCs/>
+          <w:color w:val="auto"/>
+          <w:kern w:val="2"/>
+          <w:sz w:val="24"/>
+          <w:szCs w:val="24"/>
+          <w:lang w:val="de-DE" w:eastAsia="zh-CN" w:bidi="hi-IN"/>
+        </w:rPr>
+      </w:pPr>
+      <w:r>
+        <w:rPr>
+          <w:rFonts w:eastAsia="SimSun" w:cs="Arial" w:ascii="Bahnschrift Light" w:hAnsi="Bahnschrift Light"/>
+          <w:b/>
+          <w:bCs/>
+          <w:color w:val="auto"/>
+          <w:kern w:val="2"/>
+          <w:sz w:val="24"/>
+          <w:szCs w:val="24"/>
+          <w:lang w:val="de-DE" w:eastAsia="zh-CN" w:bidi="hi-IN"/>
+        </w:rPr>
+      </w:r>
+    </w:p>
+    <w:p>
+      <w:pPr>
+        <w:pStyle w:val="BodyText"/>
+        <w:jc w:val="left"/>
+        <w:rPr>
+          <w:rFonts w:ascii="Bahnschrift Light" w:hAnsi="Bahnschrift Light"/>
+          <w:sz w:val="24"/>
+          <w:szCs w:val="24"/>
+        </w:rPr>
+      </w:pPr>
+      <w:r>
+        <w:rPr>
+          <w:rFonts w:ascii="Bahnschrift Light" w:hAnsi="Bahnschrift Light"/>
+          <w:sz w:val="24"/>
+          <w:szCs w:val="24"/>
+        </w:rPr>
+        <w:t>This rule applies to pairs of three,</w:t>
+      </w:r>
+    </w:p>
+    <w:p>
+      <w:pPr>
+        <w:pStyle w:val="BodyText"/>
+        <w:jc w:val="left"/>
+        <w:rPr>
+          <w:rFonts w:ascii="Bahnschrift Light" w:hAnsi="Bahnschrift Light"/>
+          <w:sz w:val="24"/>
+          <w:szCs w:val="24"/>
+        </w:rPr>
+      </w:pPr>
+      <w:r>
+        <w:rPr>
+          <w:rFonts w:ascii="Bahnschrift Light" w:hAnsi="Bahnschrift Light"/>
+          <w:sz w:val="24"/>
+          <w:szCs w:val="24"/>
+        </w:rPr>
+        <w:t>- in one line</w:t>
+      </w:r>
+    </w:p>
+    <w:p>
+      <w:pPr>
+        <w:pStyle w:val="BodyText"/>
+        <w:jc w:val="left"/>
+        <w:rPr>
+          <w:rFonts w:ascii="Bahnschrift Light" w:hAnsi="Bahnschrift Light"/>
+          <w:sz w:val="24"/>
+          <w:szCs w:val="24"/>
+        </w:rPr>
+      </w:pPr>
+      <w:r>
+        <w:rPr>
+          <w:rFonts w:ascii="Bahnschrift Light" w:hAnsi="Bahnschrift Light"/>
+          <w:sz w:val="24"/>
+          <w:szCs w:val="24"/>
+        </w:rPr>
+        <w:t>- in a column</w:t>
+      </w:r>
+    </w:p>
+    <w:p>
+      <w:pPr>
+        <w:pStyle w:val="BodyText"/>
+        <w:jc w:val="left"/>
+        <w:rPr>
+          <w:rFonts w:ascii="Bahnschrift Light" w:hAnsi="Bahnschrift Light"/>
+          <w:sz w:val="24"/>
+          <w:szCs w:val="24"/>
+        </w:rPr>
+      </w:pPr>
+      <w:r>
+        <w:rPr>
+          <w:rFonts w:ascii="Bahnschrift Light" w:hAnsi="Bahnschrift Light"/>
+          <w:sz w:val="24"/>
+          <w:szCs w:val="24"/>
+        </w:rPr>
+        <w:t>- or in a sub-square</w:t>
+      </w:r>
+    </w:p>
+    <w:p>
+      <w:pPr>
+        <w:pStyle w:val="Normal"/>
+        <w:jc w:val="left"/>
+        <w:rPr>
+          <w:rFonts w:ascii="Bahnschrift Light" w:hAnsi="Bahnschrift Light"/>
+          <w:sz w:val="24"/>
+          <w:szCs w:val="24"/>
+        </w:rPr>
+      </w:pPr>
+      <w:r>
+        <w:rPr>
+          <w:rFonts w:ascii="Bahnschrift Light" w:hAnsi="Bahnschrift Light"/>
+          <w:sz w:val="24"/>
+          <w:szCs w:val="24"/>
+        </w:rPr>
+        <w:t>and removes all other possible numbers.</w:t>
+      </w:r>
+    </w:p>
+    <w:p>
+      <w:pPr>
+        <w:pStyle w:val="BodyText"/>
+        <w:widowControl w:val="false"/>
+        <w:suppressAutoHyphens w:val="true"/>
+        <w:bidi w:val="0"/>
+        <w:jc w:val="both"/>
+        <w:rPr>
+          <w:rFonts w:ascii="Bahnschrift Light" w:hAnsi="Bahnschrift Light" w:eastAsia="SimSun" w:cs="Arial"/>
+          <w:b/>
+          <w:bCs/>
+          <w:color w:val="auto"/>
+          <w:kern w:val="2"/>
+          <w:sz w:val="24"/>
+          <w:szCs w:val="24"/>
+          <w:lang w:val="de-DE" w:eastAsia="zh-CN" w:bidi="hi-IN"/>
+        </w:rPr>
+      </w:pPr>
+      <w:r>
+        <w:rPr>
+          <w:rFonts w:eastAsia="SimSun" w:cs="Arial" w:ascii="Bahnschrift Light" w:hAnsi="Bahnschrift Light"/>
+          <w:b/>
+          <w:bCs/>
+          <w:color w:val="auto"/>
+          <w:kern w:val="2"/>
+          <w:sz w:val="24"/>
+          <w:szCs w:val="24"/>
+          <w:lang w:val="de-DE" w:eastAsia="zh-CN" w:bidi="hi-IN"/>
+        </w:rPr>
       </w:r>
     </w:p>
     <w:p>
@@ -7054,189 +7360,6 @@
           <w:szCs w:val="28"/>
           <w:lang w:val="de-DE" w:eastAsia="zh-CN" w:bidi="hi-IN"/>
         </w:rPr>
-        <w:t>The button “Rule: -Find trible numbers-”</w:t>
-      </w:r>
-    </w:p>
-    <w:p>
-      <w:pPr>
-        <w:pStyle w:val="BodyText"/>
-        <w:widowControl w:val="false"/>
-        <w:suppressAutoHyphens w:val="true"/>
-        <w:bidi w:val="0"/>
-        <w:jc w:val="both"/>
-        <w:rPr>
-          <w:rFonts w:ascii="Bahnschrift Light" w:hAnsi="Bahnschrift Light" w:eastAsia="SimSun" w:cs="Arial"/>
-          <w:b/>
-          <w:bCs/>
-          <w:color w:val="auto"/>
-          <w:kern w:val="2"/>
-          <w:sz w:val="24"/>
-          <w:szCs w:val="24"/>
-          <w:lang w:val="de-DE" w:eastAsia="zh-CN" w:bidi="hi-IN"/>
-        </w:rPr>
-      </w:pPr>
-      <w:r>
-        <w:rPr>
-          <w:rFonts w:eastAsia="SimSun" w:cs="Arial" w:ascii="Bahnschrift Light" w:hAnsi="Bahnschrift Light"/>
-          <w:b/>
-          <w:bCs/>
-          <w:color w:val="auto"/>
-          <w:kern w:val="2"/>
-          <w:sz w:val="24"/>
-          <w:szCs w:val="24"/>
-          <w:lang w:val="de-DE" w:eastAsia="zh-CN" w:bidi="hi-IN"/>
-        </w:rPr>
-      </w:r>
-    </w:p>
-    <w:p>
-      <w:pPr>
-        <w:pStyle w:val="BodyText"/>
-        <w:jc w:val="left"/>
-        <w:rPr>
-          <w:rFonts w:ascii="Bahnschrift Light" w:hAnsi="Bahnschrift Light"/>
-          <w:sz w:val="24"/>
-          <w:szCs w:val="24"/>
-        </w:rPr>
-      </w:pPr>
-      <w:r>
-        <w:rPr>
-          <w:rFonts w:ascii="Bahnschrift Light" w:hAnsi="Bahnschrift Light"/>
-          <w:sz w:val="24"/>
-          <w:szCs w:val="24"/>
-        </w:rPr>
-        <w:t>This rule applies to pairs of three,</w:t>
-      </w:r>
-    </w:p>
-    <w:p>
-      <w:pPr>
-        <w:pStyle w:val="BodyText"/>
-        <w:jc w:val="left"/>
-        <w:rPr>
-          <w:rFonts w:ascii="Bahnschrift Light" w:hAnsi="Bahnschrift Light"/>
-          <w:sz w:val="24"/>
-          <w:szCs w:val="24"/>
-        </w:rPr>
-      </w:pPr>
-      <w:r>
-        <w:rPr>
-          <w:rFonts w:ascii="Bahnschrift Light" w:hAnsi="Bahnschrift Light"/>
-          <w:sz w:val="24"/>
-          <w:szCs w:val="24"/>
-        </w:rPr>
-        <w:t>- in one line</w:t>
-      </w:r>
-    </w:p>
-    <w:p>
-      <w:pPr>
-        <w:pStyle w:val="BodyText"/>
-        <w:jc w:val="left"/>
-        <w:rPr>
-          <w:rFonts w:ascii="Bahnschrift Light" w:hAnsi="Bahnschrift Light"/>
-          <w:sz w:val="24"/>
-          <w:szCs w:val="24"/>
-        </w:rPr>
-      </w:pPr>
-      <w:r>
-        <w:rPr>
-          <w:rFonts w:ascii="Bahnschrift Light" w:hAnsi="Bahnschrift Light"/>
-          <w:sz w:val="24"/>
-          <w:szCs w:val="24"/>
-        </w:rPr>
-        <w:t>- in a column</w:t>
-      </w:r>
-    </w:p>
-    <w:p>
-      <w:pPr>
-        <w:pStyle w:val="BodyText"/>
-        <w:jc w:val="left"/>
-        <w:rPr>
-          <w:rFonts w:ascii="Bahnschrift Light" w:hAnsi="Bahnschrift Light"/>
-          <w:sz w:val="24"/>
-          <w:szCs w:val="24"/>
-        </w:rPr>
-      </w:pPr>
-      <w:r>
-        <w:rPr>
-          <w:rFonts w:ascii="Bahnschrift Light" w:hAnsi="Bahnschrift Light"/>
-          <w:sz w:val="24"/>
-          <w:szCs w:val="24"/>
-        </w:rPr>
-        <w:t>- or in a sub-square</w:t>
-      </w:r>
-    </w:p>
-    <w:p>
-      <w:pPr>
-        <w:pStyle w:val="Normal"/>
-        <w:jc w:val="left"/>
-        <w:rPr>
-          <w:rFonts w:ascii="Bahnschrift Light" w:hAnsi="Bahnschrift Light"/>
-          <w:sz w:val="24"/>
-          <w:szCs w:val="24"/>
-        </w:rPr>
-      </w:pPr>
-      <w:r>
-        <w:rPr>
-          <w:rFonts w:ascii="Bahnschrift Light" w:hAnsi="Bahnschrift Light"/>
-          <w:sz w:val="24"/>
-          <w:szCs w:val="24"/>
-        </w:rPr>
-        <w:t>and removes all other possible numbers.</w:t>
-      </w:r>
-    </w:p>
-    <w:p>
-      <w:pPr>
-        <w:pStyle w:val="BodyText"/>
-        <w:widowControl w:val="false"/>
-        <w:suppressAutoHyphens w:val="true"/>
-        <w:bidi w:val="0"/>
-        <w:jc w:val="both"/>
-        <w:rPr>
-          <w:rFonts w:ascii="Bahnschrift Light" w:hAnsi="Bahnschrift Light" w:eastAsia="SimSun" w:cs="Arial"/>
-          <w:b/>
-          <w:bCs/>
-          <w:color w:val="auto"/>
-          <w:kern w:val="2"/>
-          <w:sz w:val="24"/>
-          <w:szCs w:val="24"/>
-          <w:lang w:val="de-DE" w:eastAsia="zh-CN" w:bidi="hi-IN"/>
-        </w:rPr>
-      </w:pPr>
-      <w:r>
-        <w:rPr>
-          <w:rFonts w:eastAsia="SimSun" w:cs="Arial" w:ascii="Bahnschrift Light" w:hAnsi="Bahnschrift Light"/>
-          <w:b/>
-          <w:bCs/>
-          <w:color w:val="auto"/>
-          <w:kern w:val="2"/>
-          <w:sz w:val="24"/>
-          <w:szCs w:val="24"/>
-          <w:lang w:val="de-DE" w:eastAsia="zh-CN" w:bidi="hi-IN"/>
-        </w:rPr>
-      </w:r>
-    </w:p>
-    <w:p>
-      <w:pPr>
-        <w:pStyle w:val="BodyText"/>
-        <w:widowControl w:val="false"/>
-        <w:suppressAutoHyphens w:val="true"/>
-        <w:jc w:val="both"/>
-        <w:rPr>
-          <w:rFonts w:ascii="Bahnschrift Light" w:hAnsi="Bahnschrift Light"/>
-          <w:sz w:val="28"/>
-          <w:szCs w:val="28"/>
-        </w:rPr>
-      </w:pPr>
-      <w:r>
-        <w:rPr>
-          <w:rFonts w:eastAsia="SimSun" w:cs="Arial" w:ascii="Bahnschrift Light" w:hAnsi="Bahnschrift Light"/>
-          <w:b/>
-          <w:bCs/>
-          <w:color w:val="auto"/>
-          <w:kern w:val="2"/>
-          <w:sz w:val="28"/>
-          <w:szCs w:val="28"/>
-          <w:lang w:val="de-DE" w:eastAsia="zh-CN" w:bidi="hi-IN"/>
-        </w:rPr>
         <w:t>The button “Rule: -Cannot be/Must not be-”</w:t>
       </w:r>
     </w:p>
@@ -7342,7 +7465,7 @@
               <wp:posOffset>595630</wp:posOffset>
             </wp:positionH>
             <wp:positionV relativeFrom="paragraph">
-              <wp:posOffset>173355</wp:posOffset>
+              <wp:posOffset>49530</wp:posOffset>
             </wp:positionV>
             <wp:extent cx="2700020" cy="2793365"/>
             <wp:effectExtent l="0" t="0" r="0" b="0"/>
@@ -7614,106 +7737,18 @@
           <w:szCs w:val="24"/>
           <w:lang w:val="de-DE" w:eastAsia="zh-CN" w:bidi="hi-IN"/>
         </w:rPr>
-      </w:r>
-    </w:p>
-    <w:p>
-      <w:pPr>
-        <w:pStyle w:val="BodyText"/>
-        <w:widowControl w:val="false"/>
-        <w:suppressAutoHyphens w:val="true"/>
-        <w:bidi w:val="0"/>
-        <w:jc w:val="both"/>
-        <w:rPr>
-          <w:rFonts w:ascii="Bahnschrift Light" w:hAnsi="Bahnschrift Light" w:eastAsia="SimSun" w:cs="Arial"/>
-          <w:b/>
-          <w:bCs/>
-          <w:color w:val="auto"/>
-          <w:kern w:val="2"/>
-          <w:sz w:val="24"/>
-          <w:szCs w:val="24"/>
-          <w:lang w:val="de-DE" w:eastAsia="zh-CN" w:bidi="hi-IN"/>
-        </w:rPr>
-      </w:pPr>
-      <w:r>
-        <w:rPr>
-          <w:rFonts w:eastAsia="SimSun" w:cs="Arial" w:ascii="Bahnschrift Light" w:hAnsi="Bahnschrift Light"/>
-          <w:b/>
-          <w:bCs/>
-          <w:color w:val="auto"/>
-          <w:kern w:val="2"/>
-          <w:sz w:val="24"/>
-          <w:szCs w:val="24"/>
-          <w:lang w:val="de-DE" w:eastAsia="zh-CN" w:bidi="hi-IN"/>
-        </w:rPr>
-      </w:r>
-    </w:p>
-    <w:p>
-      <w:pPr>
-        <w:pStyle w:val="BodyText"/>
-        <w:widowControl w:val="false"/>
-        <w:suppressAutoHyphens w:val="true"/>
-        <w:jc w:val="both"/>
-        <w:rPr>
-          <w:rFonts w:ascii="Bahnschrift Light" w:hAnsi="Bahnschrift Light"/>
-          <w:sz w:val="24"/>
-          <w:szCs w:val="24"/>
-        </w:rPr>
-      </w:pPr>
-      <w:r>
-        <w:rPr>
-          <w:rFonts w:eastAsia="SimSun" w:cs="Arial" w:ascii="Bahnschrift Light" w:hAnsi="Bahnschrift Light"/>
-          <w:b w:val="false"/>
-          <w:bCs w:val="false"/>
-          <w:color w:val="auto"/>
-          <w:kern w:val="2"/>
-          <w:sz w:val="24"/>
-          <w:szCs w:val="24"/>
-          <w:lang w:val="de-DE" w:eastAsia="zh-CN" w:bidi="hi-IN"/>
-        </w:rPr>
-        <w:t>The number 4 cannot be in the blue zone and therefore must not be in the green zone either.</w:t>
-      </w:r>
-    </w:p>
-    <w:p>
-      <w:pPr>
-        <w:pStyle w:val="BodyText"/>
-        <w:widowControl w:val="false"/>
-        <w:suppressAutoHyphens w:val="true"/>
-        <w:bidi w:val="0"/>
-        <w:jc w:val="both"/>
-        <w:rPr>
-          <w:rFonts w:ascii="Bahnschrift Light" w:hAnsi="Bahnschrift Light" w:eastAsia="SimSun" w:cs="Arial"/>
-          <w:b w:val="false"/>
-          <w:bCs w:val="false"/>
-          <w:color w:val="auto"/>
-          <w:kern w:val="2"/>
-          <w:sz w:val="24"/>
-          <w:szCs w:val="24"/>
-          <w:lang w:val="de-DE" w:eastAsia="zh-CN" w:bidi="hi-IN"/>
-        </w:rPr>
-      </w:pPr>
-      <w:r>
-        <w:rPr>
-          <w:rFonts w:eastAsia="SimSun" w:cs="Arial" w:ascii="Bahnschrift Light" w:hAnsi="Bahnschrift Light"/>
-          <w:b w:val="false"/>
-          <w:bCs w:val="false"/>
-          <w:color w:val="auto"/>
-          <w:kern w:val="2"/>
-          <w:sz w:val="24"/>
-          <w:szCs w:val="24"/>
-          <w:lang w:val="de-DE" w:eastAsia="zh-CN" w:bidi="hi-IN"/>
-        </w:rPr>
         <w:drawing>
-          <wp:anchor distT="0" distB="0" distL="0" distR="0" simplePos="0" relativeHeight="21" behindDoc="0" locked="0" layoutInCell="0" allowOverlap="1">
+          <wp:anchor distT="0" distB="0" distL="0" distR="360045" simplePos="0" relativeHeight="21" behindDoc="0" locked="0" layoutInCell="0" allowOverlap="1">
             <wp:simplePos x="0" y="0"/>
             <wp:positionH relativeFrom="column">
-              <wp:posOffset>681355</wp:posOffset>
+              <wp:posOffset>624205</wp:posOffset>
             </wp:positionH>
             <wp:positionV relativeFrom="paragraph">
-              <wp:posOffset>116205</wp:posOffset>
+              <wp:posOffset>156845</wp:posOffset>
             </wp:positionV>
             <wp:extent cx="2700020" cy="2793365"/>
             <wp:effectExtent l="0" t="0" r="0" b="0"/>
-            <wp:wrapSquare wrapText="largest"/>
+            <wp:wrapSquare wrapText="right"/>
             <wp:docPr id="20" name="Bild22"/>
             <wp:cNvGraphicFramePr>
               <a:graphicFrameLocks xmlns:a="http://schemas.openxmlformats.org/drawingml/2006/main" noChangeAspect="1"/>
@@ -7759,13 +7794,38 @@
         <w:jc w:val="both"/>
         <w:rPr>
           <w:rFonts w:ascii="Bahnschrift Light" w:hAnsi="Bahnschrift Light" w:eastAsia="SimSun" w:cs="Arial"/>
-          <w:b w:val="false"/>
-          <w:bCs w:val="false"/>
+          <w:b/>
+          <w:bCs/>
           <w:color w:val="auto"/>
           <w:kern w:val="2"/>
           <w:sz w:val="24"/>
           <w:szCs w:val="24"/>
           <w:lang w:val="de-DE" w:eastAsia="zh-CN" w:bidi="hi-IN"/>
+        </w:rPr>
+      </w:pPr>
+      <w:r>
+        <w:rPr>
+          <w:rFonts w:eastAsia="SimSun" w:cs="Arial" w:ascii="Bahnschrift Light" w:hAnsi="Bahnschrift Light"/>
+          <w:b/>
+          <w:bCs/>
+          <w:color w:val="auto"/>
+          <w:kern w:val="2"/>
+          <w:sz w:val="24"/>
+          <w:szCs w:val="24"/>
+          <w:lang w:val="de-DE" w:eastAsia="zh-CN" w:bidi="hi-IN"/>
+        </w:rPr>
+      </w:r>
+    </w:p>
+    <w:p>
+      <w:pPr>
+        <w:pStyle w:val="BodyText"/>
+        <w:widowControl w:val="false"/>
+        <w:suppressAutoHyphens w:val="true"/>
+        <w:jc w:val="both"/>
+        <w:rPr>
+          <w:rFonts w:ascii="Bahnschrift Light" w:hAnsi="Bahnschrift Light"/>
+          <w:sz w:val="24"/>
+          <w:szCs w:val="24"/>
         </w:rPr>
       </w:pPr>
       <w:r>
@@ -7786,6 +7846,119 @@
         <w:pStyle w:val="BodyText"/>
         <w:widowControl w:val="false"/>
         <w:suppressAutoHyphens w:val="true"/>
+        <w:jc w:val="both"/>
+        <w:rPr>
+          <w:rFonts w:ascii="Bahnschrift Light" w:hAnsi="Bahnschrift Light"/>
+          <w:sz w:val="24"/>
+          <w:szCs w:val="24"/>
+        </w:rPr>
+      </w:pPr>
+      <w:r>
+        <w:rPr>
+          <w:rFonts w:eastAsia="SimSun" w:cs="Arial" w:ascii="Bahnschrift Light" w:hAnsi="Bahnschrift Light"/>
+          <w:b w:val="false"/>
+          <w:bCs w:val="false"/>
+          <w:color w:val="auto"/>
+          <w:kern w:val="2"/>
+          <w:sz w:val="24"/>
+          <w:szCs w:val="24"/>
+          <w:lang w:val="de-DE" w:eastAsia="zh-CN" w:bidi="hi-IN"/>
+        </w:rPr>
+      </w:r>
+    </w:p>
+    <w:p>
+      <w:pPr>
+        <w:pStyle w:val="BodyText"/>
+        <w:widowControl w:val="false"/>
+        <w:suppressAutoHyphens w:val="true"/>
+        <w:jc w:val="both"/>
+        <w:rPr>
+          <w:rFonts w:ascii="Bahnschrift Light" w:hAnsi="Bahnschrift Light"/>
+          <w:sz w:val="24"/>
+          <w:szCs w:val="24"/>
+        </w:rPr>
+      </w:pPr>
+      <w:r>
+        <w:rPr>
+          <w:rFonts w:eastAsia="SimSun" w:cs="Arial" w:ascii="Bahnschrift Light" w:hAnsi="Bahnschrift Light"/>
+          <w:b w:val="false"/>
+          <w:bCs w:val="false"/>
+          <w:color w:val="auto"/>
+          <w:kern w:val="2"/>
+          <w:sz w:val="24"/>
+          <w:szCs w:val="24"/>
+          <w:lang w:val="de-DE" w:eastAsia="zh-CN" w:bidi="hi-IN"/>
+        </w:rPr>
+        <w:t>The number 4 cannot be in the blue zone and therefore must not be in the green zone either.</w:t>
+      </w:r>
+    </w:p>
+    <w:p>
+      <w:pPr>
+        <w:pStyle w:val="BodyText"/>
+        <w:widowControl w:val="false"/>
+        <w:suppressAutoHyphens w:val="true"/>
+        <w:bidi w:val="0"/>
+        <w:jc w:val="both"/>
+        <w:rPr>
+          <w:rFonts w:ascii="Bahnschrift Light" w:hAnsi="Bahnschrift Light" w:eastAsia="SimSun" w:cs="Arial"/>
+          <w:b w:val="false"/>
+          <w:bCs w:val="false"/>
+          <w:color w:val="auto"/>
+          <w:kern w:val="2"/>
+          <w:sz w:val="24"/>
+          <w:szCs w:val="24"/>
+          <w:lang w:val="de-DE" w:eastAsia="zh-CN" w:bidi="hi-IN"/>
+        </w:rPr>
+      </w:pPr>
+      <w:r>
+        <w:rPr>
+          <w:rFonts w:eastAsia="SimSun" w:cs="Arial" w:ascii="Bahnschrift Light" w:hAnsi="Bahnschrift Light"/>
+          <w:b w:val="false"/>
+          <w:bCs w:val="false"/>
+          <w:color w:val="auto"/>
+          <w:kern w:val="2"/>
+          <w:sz w:val="24"/>
+          <w:szCs w:val="24"/>
+          <w:lang w:val="de-DE" w:eastAsia="zh-CN" w:bidi="hi-IN"/>
+        </w:rPr>
+      </w:r>
+    </w:p>
+    <w:p>
+      <w:pPr>
+        <w:pStyle w:val="BodyText"/>
+        <w:widowControl w:val="false"/>
+        <w:suppressAutoHyphens w:val="true"/>
+        <w:bidi w:val="0"/>
+        <w:jc w:val="both"/>
+        <w:rPr>
+          <w:rFonts w:ascii="Bahnschrift Light" w:hAnsi="Bahnschrift Light" w:eastAsia="SimSun" w:cs="Arial"/>
+          <w:b w:val="false"/>
+          <w:bCs w:val="false"/>
+          <w:color w:val="auto"/>
+          <w:kern w:val="2"/>
+          <w:sz w:val="24"/>
+          <w:szCs w:val="24"/>
+          <w:lang w:val="de-DE" w:eastAsia="zh-CN" w:bidi="hi-IN"/>
+        </w:rPr>
+      </w:pPr>
+      <w:r>
+        <w:rPr>
+          <w:rFonts w:eastAsia="SimSun" w:cs="Arial" w:ascii="Bahnschrift Light" w:hAnsi="Bahnschrift Light"/>
+          <w:b w:val="false"/>
+          <w:bCs w:val="false"/>
+          <w:color w:val="auto"/>
+          <w:kern w:val="2"/>
+          <w:sz w:val="24"/>
+          <w:szCs w:val="24"/>
+          <w:lang w:val="de-DE" w:eastAsia="zh-CN" w:bidi="hi-IN"/>
+        </w:rPr>
+      </w:r>
+    </w:p>
+    <w:p>
+      <w:pPr>
+        <w:pStyle w:val="BodyText"/>
+        <w:widowControl w:val="false"/>
+        <w:suppressAutoHyphens w:val="true"/>
         <w:bidi w:val="0"/>
         <w:jc w:val="both"/>
         <w:rPr>
@@ -7840,240 +8013,6 @@
           <w:sz w:val="24"/>
           <w:szCs w:val="24"/>
           <w:lang w:val="de-DE" w:eastAsia="zh-CN" w:bidi="hi-IN"/>
-        </w:rPr>
-      </w:r>
-    </w:p>
-    <w:p>
-      <w:pPr>
-        <w:pStyle w:val="BodyText"/>
-        <w:widowControl w:val="false"/>
-        <w:suppressAutoHyphens w:val="true"/>
-        <w:bidi w:val="0"/>
-        <w:jc w:val="both"/>
-        <w:rPr>
-          <w:rFonts w:ascii="Bahnschrift Light" w:hAnsi="Bahnschrift Light" w:eastAsia="SimSun" w:cs="Arial"/>
-          <w:b/>
-          <w:bCs/>
-          <w:color w:val="auto"/>
-          <w:kern w:val="2"/>
-          <w:sz w:val="24"/>
-          <w:szCs w:val="24"/>
-          <w:lang w:val="de-DE" w:eastAsia="zh-CN" w:bidi="hi-IN"/>
-        </w:rPr>
-      </w:pPr>
-      <w:r>
-        <w:rPr>
-          <w:rFonts w:eastAsia="SimSun" w:cs="Arial" w:ascii="Bahnschrift Light" w:hAnsi="Bahnschrift Light"/>
-          <w:b/>
-          <w:bCs/>
-          <w:color w:val="auto"/>
-          <w:kern w:val="2"/>
-          <w:sz w:val="24"/>
-          <w:szCs w:val="24"/>
-          <w:lang w:val="de-DE" w:eastAsia="zh-CN" w:bidi="hi-IN"/>
-        </w:rPr>
-      </w:r>
-    </w:p>
-    <w:p>
-      <w:pPr>
-        <w:pStyle w:val="BodyText"/>
-        <w:widowControl w:val="false"/>
-        <w:suppressAutoHyphens w:val="true"/>
-        <w:bidi w:val="0"/>
-        <w:jc w:val="both"/>
-        <w:rPr>
-          <w:rFonts w:ascii="Bahnschrift Light" w:hAnsi="Bahnschrift Light" w:eastAsia="SimSun" w:cs="Arial"/>
-          <w:b/>
-          <w:bCs/>
-          <w:color w:val="auto"/>
-          <w:kern w:val="2"/>
-          <w:sz w:val="24"/>
-          <w:szCs w:val="24"/>
-          <w:lang w:val="de-DE" w:eastAsia="zh-CN" w:bidi="hi-IN"/>
-        </w:rPr>
-      </w:pPr>
-      <w:r>
-        <w:rPr>
-          <w:rFonts w:eastAsia="SimSun" w:cs="Arial" w:ascii="Bahnschrift Light" w:hAnsi="Bahnschrift Light"/>
-          <w:b/>
-          <w:bCs/>
-          <w:color w:val="auto"/>
-          <w:kern w:val="2"/>
-          <w:sz w:val="24"/>
-          <w:szCs w:val="24"/>
-          <w:lang w:val="de-DE" w:eastAsia="zh-CN" w:bidi="hi-IN"/>
-        </w:rPr>
-      </w:r>
-    </w:p>
-    <w:p>
-      <w:pPr>
-        <w:pStyle w:val="BodyText"/>
-        <w:widowControl w:val="false"/>
-        <w:suppressAutoHyphens w:val="true"/>
-        <w:bidi w:val="0"/>
-        <w:jc w:val="both"/>
-        <w:rPr>
-          <w:rFonts w:ascii="Bahnschrift Light" w:hAnsi="Bahnschrift Light" w:eastAsia="SimSun" w:cs="Arial"/>
-          <w:b/>
-          <w:bCs/>
-          <w:color w:val="auto"/>
-          <w:kern w:val="2"/>
-          <w:sz w:val="24"/>
-          <w:szCs w:val="24"/>
-          <w:lang w:val="de-DE" w:eastAsia="zh-CN" w:bidi="hi-IN"/>
-        </w:rPr>
-      </w:pPr>
-      <w:r>
-        <w:rPr>
-          <w:rFonts w:eastAsia="SimSun" w:cs="Arial" w:ascii="Bahnschrift Light" w:hAnsi="Bahnschrift Light"/>
-          <w:b/>
-          <w:bCs/>
-          <w:color w:val="auto"/>
-          <w:kern w:val="2"/>
-          <w:sz w:val="24"/>
-          <w:szCs w:val="24"/>
-          <w:lang w:val="de-DE" w:eastAsia="zh-CN" w:bidi="hi-IN"/>
-        </w:rPr>
-      </w:r>
-    </w:p>
-    <w:p>
-      <w:pPr>
-        <w:pStyle w:val="BodyText"/>
-        <w:widowControl w:val="false"/>
-        <w:suppressAutoHyphens w:val="true"/>
-        <w:bidi w:val="0"/>
-        <w:jc w:val="both"/>
-        <w:rPr>
-          <w:rFonts w:ascii="Bahnschrift Light" w:hAnsi="Bahnschrift Light" w:eastAsia="SimSun" w:cs="Arial"/>
-          <w:b/>
-          <w:bCs/>
-          <w:color w:val="auto"/>
-          <w:kern w:val="2"/>
-          <w:sz w:val="24"/>
-          <w:szCs w:val="24"/>
-          <w:lang w:val="de-DE" w:eastAsia="zh-CN" w:bidi="hi-IN"/>
-        </w:rPr>
-      </w:pPr>
-      <w:r>
-        <w:rPr>
-          <w:rFonts w:eastAsia="SimSun" w:cs="Arial" w:ascii="Bahnschrift Light" w:hAnsi="Bahnschrift Light"/>
-          <w:b/>
-          <w:bCs/>
-          <w:color w:val="auto"/>
-          <w:kern w:val="2"/>
-          <w:sz w:val="24"/>
-          <w:szCs w:val="24"/>
-          <w:lang w:val="de-DE" w:eastAsia="zh-CN" w:bidi="hi-IN"/>
-        </w:rPr>
-      </w:r>
-    </w:p>
-    <w:p>
-      <w:pPr>
-        <w:pStyle w:val="BodyText"/>
-        <w:widowControl w:val="false"/>
-        <w:suppressAutoHyphens w:val="true"/>
-        <w:bidi w:val="0"/>
-        <w:jc w:val="both"/>
-        <w:rPr>
-          <w:rFonts w:ascii="Bahnschrift Light" w:hAnsi="Bahnschrift Light" w:eastAsia="SimSun" w:cs="Arial"/>
-          <w:b/>
-          <w:bCs/>
-          <w:color w:val="auto"/>
-          <w:kern w:val="2"/>
-          <w:sz w:val="24"/>
-          <w:szCs w:val="24"/>
-          <w:lang w:val="de-DE" w:eastAsia="zh-CN" w:bidi="hi-IN"/>
-        </w:rPr>
-      </w:pPr>
-      <w:r>
-        <w:rPr>
-          <w:rFonts w:eastAsia="SimSun" w:cs="Arial" w:ascii="Bahnschrift Light" w:hAnsi="Bahnschrift Light"/>
-          <w:b/>
-          <w:bCs/>
-          <w:color w:val="auto"/>
-          <w:kern w:val="2"/>
-          <w:sz w:val="24"/>
-          <w:szCs w:val="24"/>
-          <w:lang w:val="de-DE" w:eastAsia="zh-CN" w:bidi="hi-IN"/>
-        </w:rPr>
-      </w:r>
-    </w:p>
-    <w:p>
-      <w:pPr>
-        <w:pStyle w:val="BodyText"/>
-        <w:widowControl w:val="false"/>
-        <w:suppressAutoHyphens w:val="true"/>
-        <w:bidi w:val="0"/>
-        <w:jc w:val="both"/>
-        <w:rPr>
-          <w:rFonts w:ascii="Bahnschrift Light" w:hAnsi="Bahnschrift Light" w:eastAsia="SimSun" w:cs="Arial"/>
-          <w:b/>
-          <w:bCs/>
-          <w:color w:val="auto"/>
-          <w:kern w:val="2"/>
-          <w:sz w:val="24"/>
-          <w:szCs w:val="24"/>
-          <w:lang w:val="de-DE" w:eastAsia="zh-CN" w:bidi="hi-IN"/>
-        </w:rPr>
-      </w:pPr>
-      <w:r>
-        <w:rPr>
-          <w:rFonts w:eastAsia="SimSun" w:cs="Arial" w:ascii="Bahnschrift Light" w:hAnsi="Bahnschrift Light"/>
-          <w:b/>
-          <w:bCs/>
-          <w:color w:val="auto"/>
-          <w:kern w:val="2"/>
-          <w:sz w:val="24"/>
-          <w:szCs w:val="24"/>
-          <w:lang w:val="de-DE" w:eastAsia="zh-CN" w:bidi="hi-IN"/>
-        </w:rPr>
-      </w:r>
-    </w:p>
-    <w:p>
-      <w:pPr>
-        <w:pStyle w:val="BodyText"/>
-        <w:widowControl w:val="false"/>
-        <w:suppressAutoHyphens w:val="true"/>
-        <w:jc w:val="both"/>
-        <w:rPr>
-          <w:rFonts w:ascii="Bahnschrift Light" w:hAnsi="Bahnschrift Light"/>
-          <w:b w:val="false"/>
-          <w:bCs w:val="false"/>
-          <w:sz w:val="24"/>
-          <w:szCs w:val="24"/>
-        </w:rPr>
-      </w:pPr>
-      <w:r>
-        <w:rPr>
-          <w:rFonts w:ascii="Bahnschrift Light" w:hAnsi="Bahnschrift Light"/>
-          <w:b w:val="false"/>
-          <w:bCs w:val="false"/>
-          <w:sz w:val="24"/>
-          <w:szCs w:val="24"/>
-        </w:rPr>
-      </w:r>
-    </w:p>
-    <w:p>
-      <w:pPr>
-        <w:pStyle w:val="BodyText"/>
-        <w:widowControl w:val="false"/>
-        <w:suppressAutoHyphens w:val="true"/>
-        <w:jc w:val="both"/>
-        <w:rPr>
-          <w:rFonts w:ascii="Bahnschrift Light" w:hAnsi="Bahnschrift Light"/>
-          <w:b w:val="false"/>
-          <w:bCs w:val="false"/>
-          <w:sz w:val="24"/>
-          <w:szCs w:val="24"/>
-        </w:rPr>
-      </w:pPr>
-      <w:r>
-        <w:rPr>
-          <w:rFonts w:ascii="Bahnschrift Light" w:hAnsi="Bahnschrift Light"/>
-          <w:b w:val="false"/>
-          <w:bCs w:val="false"/>
-          <w:sz w:val="24"/>
-          <w:szCs w:val="24"/>
         </w:rPr>
       </w:r>
     </w:p>
@@ -9249,26 +9188,6 @@
       </w:pPr>
       <w:r>
         <w:rPr>
-          <w:rFonts w:ascii="Bahnschrift Light" w:hAnsi="Bahnschrift Light"/>
-          <w:sz w:val="24"/>
-          <w:szCs w:val="24"/>
-        </w:rPr>
-      </w:r>
-    </w:p>
-    <w:p>
-      <w:pPr>
-        <w:pStyle w:val="BodyText"/>
-        <w:widowControl w:val="false"/>
-        <w:suppressAutoHyphens w:val="true"/>
-        <w:jc w:val="both"/>
-        <w:rPr>
-          <w:rFonts w:ascii="Bahnschrift Light" w:hAnsi="Bahnschrift Light"/>
-          <w:sz w:val="28"/>
-          <w:szCs w:val="28"/>
-        </w:rPr>
-      </w:pPr>
-      <w:r>
-        <w:rPr>
           <w:rFonts w:eastAsia="SimSun" w:cs="Arial" w:ascii="Bahnschrift Light" w:hAnsi="Bahnschrift Light"/>
           <w:b/>
           <w:bCs/>
@@ -9278,45 +9197,6 @@
           <w:szCs w:val="28"/>
           <w:lang w:val="de-DE" w:eastAsia="zh-CN" w:bidi="hi-IN"/>
         </w:rPr>
-        <w:t>The button "Save single values"</w:t>
-      </w:r>
-    </w:p>
-    <w:p>
-      <w:pPr>
-        <w:pStyle w:val="BodyText"/>
-        <w:jc w:val="left"/>
-        <w:rPr>
-          <w:rFonts w:ascii="Bahnschrift Light" w:hAnsi="Bahnschrift Light"/>
-          <w:sz w:val="24"/>
-          <w:szCs w:val="24"/>
-        </w:rPr>
-      </w:pPr>
-      <w:r>
-        <w:rPr>
-          <w:rFonts w:ascii="Bahnschrift Light" w:hAnsi="Bahnschrift Light"/>
-          <w:sz w:val="24"/>
-          <w:szCs w:val="24"/>
-        </w:rPr>
-        <w:t>The "Accept single values" button allows you to accept and save individual numbers.</w:t>
-      </w:r>
-    </w:p>
-    <w:p>
-      <w:pPr>
-        <w:pStyle w:val="BodyText"/>
-        <w:bidi w:val="0"/>
-        <w:jc w:val="left"/>
-        <w:rPr>
-          <w:rFonts w:ascii="Bahnschrift Light" w:hAnsi="Bahnschrift Light"/>
-          <w:sz w:val="24"/>
-          <w:szCs w:val="24"/>
-        </w:rPr>
-      </w:pPr>
-      <w:r>
-        <w:rPr>
-          <w:rFonts w:ascii="Bahnschrift Light" w:hAnsi="Bahnschrift Light"/>
-          <w:sz w:val="24"/>
-          <w:szCs w:val="24"/>
-        </w:rPr>
       </w:r>
     </w:p>
     <w:p>
@@ -9324,11 +9204,17 @@
         <w:pStyle w:val="BodyText"/>
         <w:widowControl w:val="false"/>
         <w:suppressAutoHyphens w:val="true"/>
-        <w:jc w:val="both"/>
-        <w:rPr>
-          <w:rFonts w:ascii="Bahnschrift Light" w:hAnsi="Bahnschrift Light"/>
+        <w:bidi w:val="0"/>
+        <w:jc w:val="left"/>
+        <w:rPr>
+          <w:rFonts w:ascii="Bahnschrift Light" w:hAnsi="Bahnschrift Light" w:eastAsia="SimSun" w:cs="Arial"/>
+          <w:b/>
+          <w:bCs/>
+          <w:color w:val="auto"/>
+          <w:kern w:val="2"/>
           <w:sz w:val="28"/>
           <w:szCs w:val="28"/>
+          <w:lang w:val="de-DE" w:eastAsia="zh-CN" w:bidi="hi-IN"/>
         </w:rPr>
       </w:pPr>
       <w:r>
@@ -9342,63 +9228,369 @@
           <w:szCs w:val="28"/>
           <w:lang w:val="de-DE" w:eastAsia="zh-CN" w:bidi="hi-IN"/>
         </w:rPr>
-        <w:t>The button "Sample Sudoku"</w:t>
-      </w:r>
-    </w:p>
-    <w:p>
-      <w:pPr>
-        <w:pStyle w:val="BodyText"/>
-        <w:widowControl w:val="false"/>
-        <w:suppressAutoHyphens w:val="true"/>
-        <w:jc w:val="both"/>
-        <w:rPr>
-          <w:rFonts w:ascii="Bahnschrift Light" w:hAnsi="Bahnschrift Light"/>
-          <w:sz w:val="24"/>
-          <w:szCs w:val="24"/>
-        </w:rPr>
-      </w:pPr>
-      <w:r>
-        <w:rPr>
-          <w:rFonts w:eastAsia="SimSun" w:cs="Arial" w:ascii="Bahnschrift Light" w:hAnsi="Bahnschrift Light"/>
-          <w:b w:val="false"/>
-          <w:bCs w:val="false"/>
-          <w:color w:val="auto"/>
-          <w:kern w:val="2"/>
-          <w:sz w:val="24"/>
-          <w:szCs w:val="24"/>
-          <w:lang w:val="de-DE" w:eastAsia="zh-CN" w:bidi="hi-IN"/>
-        </w:rPr>
-        <w:t>Two example Sudoku puzzles can be displayed here for testing.</w:t>
-      </w:r>
-    </w:p>
-    <w:p>
-      <w:pPr>
-        <w:pStyle w:val="BodyText"/>
-        <w:widowControl w:val="false"/>
-        <w:suppressAutoHyphens w:val="true"/>
-        <w:bidi w:val="0"/>
-        <w:jc w:val="both"/>
-        <w:rPr>
-          <w:rFonts w:ascii="Bahnschrift Light" w:hAnsi="Bahnschrift Light" w:eastAsia="SimSun" w:cs="Arial"/>
-          <w:b/>
-          <w:bCs/>
-          <w:color w:val="auto"/>
-          <w:kern w:val="2"/>
-          <w:sz w:val="24"/>
-          <w:szCs w:val="24"/>
-          <w:lang w:val="de-DE" w:eastAsia="zh-CN" w:bidi="hi-IN"/>
-        </w:rPr>
-      </w:pPr>
-      <w:r>
-        <w:rPr>
-          <w:rFonts w:eastAsia="SimSun" w:cs="Arial" w:ascii="Bahnschrift Light" w:hAnsi="Bahnschrift Light"/>
-          <w:b/>
-          <w:bCs/>
-          <w:color w:val="auto"/>
-          <w:kern w:val="2"/>
-          <w:sz w:val="24"/>
-          <w:szCs w:val="24"/>
-          <w:lang w:val="de-DE" w:eastAsia="zh-CN" w:bidi="hi-IN"/>
+        <w:t>The button “Rule -Clean up pairs-”</w:t>
+      </w:r>
+    </w:p>
+    <w:p>
+      <w:pPr>
+        <w:pStyle w:val="BodyText"/>
+        <w:bidi w:val="0"/>
+        <w:jc w:val="left"/>
+        <w:rPr>
+          <w:rFonts w:ascii="Bahnschrift Light" w:hAnsi="Bahnschrift Light"/>
+          <w:sz w:val="24"/>
+          <w:szCs w:val="24"/>
+        </w:rPr>
+      </w:pPr>
+      <w:r>
+        <w:rPr>
+          <w:rFonts w:ascii="Bahnschrift Light" w:hAnsi="Bahnschrift Light"/>
+          <w:sz w:val="24"/>
+          <w:szCs w:val="24"/>
+        </w:rPr>
+        <w:t>This rule identifies identical combinations</w:t>
+      </w:r>
+    </w:p>
+    <w:p>
+      <w:pPr>
+        <w:pStyle w:val="BodyText"/>
+        <w:jc w:val="left"/>
+        <w:rPr>
+          <w:rFonts w:ascii="Bahnschrift Light" w:hAnsi="Bahnschrift Light"/>
+          <w:sz w:val="24"/>
+          <w:szCs w:val="24"/>
+        </w:rPr>
+      </w:pPr>
+      <w:r>
+        <w:rPr>
+          <w:rFonts w:ascii="Bahnschrift Light" w:hAnsi="Bahnschrift Light"/>
+          <w:sz w:val="24"/>
+          <w:szCs w:val="24"/>
+        </w:rPr>
+        <w:t>- in one line</w:t>
+      </w:r>
+    </w:p>
+    <w:p>
+      <w:pPr>
+        <w:pStyle w:val="BodyText"/>
+        <w:jc w:val="left"/>
+        <w:rPr>
+          <w:rFonts w:ascii="Bahnschrift Light" w:hAnsi="Bahnschrift Light"/>
+          <w:sz w:val="24"/>
+          <w:szCs w:val="24"/>
+        </w:rPr>
+      </w:pPr>
+      <w:r>
+        <w:rPr>
+          <w:rFonts w:ascii="Bahnschrift Light" w:hAnsi="Bahnschrift Light"/>
+          <w:sz w:val="24"/>
+          <w:szCs w:val="24"/>
+        </w:rPr>
+        <w:t>- in a column</w:t>
+      </w:r>
+    </w:p>
+    <w:p>
+      <w:pPr>
+        <w:pStyle w:val="BodyText"/>
+        <w:bidi w:val="0"/>
+        <w:jc w:val="left"/>
+        <w:rPr>
+          <w:rFonts w:ascii="Bahnschrift Light" w:hAnsi="Bahnschrift Light"/>
+          <w:sz w:val="24"/>
+          <w:szCs w:val="24"/>
+        </w:rPr>
+      </w:pPr>
+      <w:r>
+        <w:rPr>
+          <w:rFonts w:ascii="Bahnschrift Light" w:hAnsi="Bahnschrift Light"/>
+          <w:sz w:val="24"/>
+          <w:szCs w:val="24"/>
+        </w:rPr>
+        <w:t>- or in a sub-square</w:t>
+      </w:r>
+    </w:p>
+    <w:p>
+      <w:pPr>
+        <w:pStyle w:val="BodyText"/>
+        <w:bidi w:val="0"/>
+        <w:jc w:val="left"/>
+        <w:rPr>
+          <w:rFonts w:ascii="Bahnschrift Light" w:hAnsi="Bahnschrift Light"/>
+          <w:sz w:val="24"/>
+          <w:szCs w:val="24"/>
+        </w:rPr>
+      </w:pPr>
+      <w:r>
+        <w:rPr>
+          <w:rFonts w:ascii="Bahnschrift Light" w:hAnsi="Bahnschrift Light"/>
+          <w:sz w:val="24"/>
+          <w:szCs w:val="24"/>
+        </w:rPr>
+        <w:t>that have arisen during the normal solving process, and clears the corresponding row, column, or sub-square.</w:t>
+      </w:r>
+    </w:p>
+    <w:p>
+      <w:pPr>
+        <w:pStyle w:val="BodyText"/>
+        <w:bidi w:val="0"/>
+        <w:jc w:val="left"/>
+        <w:rPr>
+          <w:rFonts w:ascii="Bahnschrift Light" w:hAnsi="Bahnschrift Light"/>
+        </w:rPr>
+      </w:pPr>
+      <w:r>
+        <w:rPr>
+          <w:rFonts w:ascii="Bahnschrift Light" w:hAnsi="Bahnschrift Light"/>
+        </w:rPr>
+      </w:r>
+    </w:p>
+    <w:p>
+      <w:pPr>
+        <w:pStyle w:val="BodyText"/>
+        <w:jc w:val="left"/>
+        <w:rPr>
+          <w:rFonts w:ascii="Bahnschrift Light" w:hAnsi="Bahnschrift Light"/>
+          <w:sz w:val="24"/>
+          <w:szCs w:val="24"/>
+        </w:rPr>
+      </w:pPr>
+      <w:r>
+        <w:rPr>
+          <w:rFonts w:ascii="Bahnschrift Light" w:hAnsi="Bahnschrift Light"/>
+          <w:sz w:val="24"/>
+          <w:szCs w:val="24"/>
+        </w:rPr>
+        <w:t>Example:</w:t>
+      </w:r>
+    </w:p>
+    <w:p>
+      <w:pPr>
+        <w:pStyle w:val="BodyText"/>
+        <w:bidi w:val="0"/>
+        <w:jc w:val="left"/>
+        <w:rPr>
+          <w:rFonts w:ascii="Bahnschrift Light" w:hAnsi="Bahnschrift Light"/>
+        </w:rPr>
+      </w:pPr>
+      <w:r>
+        <w:rPr>
+          <w:rFonts w:ascii="Bahnschrift Light" w:hAnsi="Bahnschrift Light"/>
+        </w:rPr>
+        <w:drawing>
+          <wp:anchor distT="0" distB="0" distL="0" distR="0" simplePos="0" relativeHeight="29" behindDoc="0" locked="0" layoutInCell="0" allowOverlap="1">
+            <wp:simplePos x="0" y="0"/>
+            <wp:positionH relativeFrom="column">
+              <wp:posOffset>429895</wp:posOffset>
+            </wp:positionH>
+            <wp:positionV relativeFrom="paragraph">
+              <wp:posOffset>92710</wp:posOffset>
+            </wp:positionV>
+            <wp:extent cx="2700020" cy="889000"/>
+            <wp:effectExtent l="0" t="0" r="0" b="0"/>
+            <wp:wrapTopAndBottom/>
+            <wp:docPr id="25" name="Bild10"/>
+            <wp:cNvGraphicFramePr>
+              <a:graphicFrameLocks xmlns:a="http://schemas.openxmlformats.org/drawingml/2006/main" noChangeAspect="1"/>
+            </wp:cNvGraphicFramePr>
+            <a:graphic xmlns:a="http://schemas.openxmlformats.org/drawingml/2006/main">
+              <a:graphicData uri="http://schemas.openxmlformats.org/drawingml/2006/picture">
+                <pic:pic xmlns:pic="http://schemas.openxmlformats.org/drawingml/2006/picture">
+                  <pic:nvPicPr>
+                    <pic:cNvPr id="25" name="Bild10"/>
+                    <pic:cNvPicPr>
+                      <a:picLocks noChangeAspect="1" noChangeArrowheads="1"/>
+                    </pic:cNvPicPr>
+                  </pic:nvPicPr>
+                  <pic:blipFill>
+                    <a:blip r:embed="rId27"/>
+                    <a:stretch>
+                      <a:fillRect/>
+                    </a:stretch>
+                  </pic:blipFill>
+                  <pic:spPr bwMode="auto">
+                    <a:xfrm>
+                      <a:off x="0" y="0"/>
+                      <a:ext cx="2700020" cy="889000"/>
+                    </a:xfrm>
+                    <a:prstGeom prst="rect">
+                      <a:avLst/>
+                    </a:prstGeom>
+                    <a:noFill/>
+                  </pic:spPr>
+                </pic:pic>
+              </a:graphicData>
+            </a:graphic>
+          </wp:anchor>
+        </w:drawing>
+      </w:r>
+    </w:p>
+    <w:p>
+      <w:pPr>
+        <w:pStyle w:val="BodyText"/>
+        <w:bidi w:val="0"/>
+        <w:jc w:val="left"/>
+        <w:rPr>
+          <w:rFonts w:ascii="Bahnschrift Light" w:hAnsi="Bahnschrift Light"/>
+        </w:rPr>
+      </w:pPr>
+      <w:r>
+        <w:rPr>
+          <w:rFonts w:ascii="Bahnschrift Light" w:hAnsi="Bahnschrift Light"/>
+        </w:rPr>
+        <w:t>In this row, two cells contain 2 and 5 as possible values. The 2 and the 5 can only be placed in these two cells, and not in any other cell in this row. Consequently, the 2 and the 5 cannot appear in the remaining cells of this row.</w:t>
+      </w:r>
+    </w:p>
+    <w:p>
+      <w:pPr>
+        <w:pStyle w:val="BodyText"/>
+        <w:bidi w:val="0"/>
+        <w:jc w:val="left"/>
+        <w:rPr>
+          <w:rFonts w:ascii="Bahnschrift Light" w:hAnsi="Bahnschrift Light"/>
+          <w:sz w:val="24"/>
+          <w:szCs w:val="24"/>
+        </w:rPr>
+      </w:pPr>
+      <w:r>
+        <w:rPr>
+          <w:rFonts w:ascii="Bahnschrift Light" w:hAnsi="Bahnschrift Light"/>
+          <w:sz w:val="24"/>
+          <w:szCs w:val="24"/>
+        </w:rPr>
+      </w:r>
+    </w:p>
+    <w:p>
+      <w:pPr>
+        <w:pStyle w:val="BodyText"/>
+        <w:bidi w:val="0"/>
+        <w:jc w:val="left"/>
+        <w:rPr>
+          <w:rFonts w:ascii="Bahnschrift Light" w:hAnsi="Bahnschrift Light"/>
+          <w:sz w:val="24"/>
+          <w:szCs w:val="24"/>
+        </w:rPr>
+      </w:pPr>
+      <w:r>
+        <w:rPr>
+          <w:rFonts w:ascii="Bahnschrift Light" w:hAnsi="Bahnschrift Light"/>
+          <w:sz w:val="24"/>
+          <w:szCs w:val="24"/>
+        </w:rPr>
+      </w:r>
+    </w:p>
+    <w:p>
+      <w:pPr>
+        <w:pStyle w:val="BodyText"/>
+        <w:jc w:val="left"/>
+        <w:rPr>
+          <w:rFonts w:ascii="Bahnschrift Light" w:hAnsi="Bahnschrift Light"/>
+          <w:sz w:val="24"/>
+          <w:szCs w:val="24"/>
+        </w:rPr>
+      </w:pPr>
+      <w:r>
+        <w:rPr>
+          <w:rFonts w:ascii="Bahnschrift Light" w:hAnsi="Bahnschrift Light"/>
+        </w:rPr>
+        <w:t>Result after applying the rule:</w:t>
+      </w:r>
+    </w:p>
+    <w:p>
+      <w:pPr>
+        <w:pStyle w:val="BodyText"/>
+        <w:bidi w:val="0"/>
+        <w:jc w:val="left"/>
+        <w:rPr>
+          <w:rFonts w:ascii="Bahnschrift Light" w:hAnsi="Bahnschrift Light"/>
+          <w:sz w:val="24"/>
+          <w:szCs w:val="24"/>
+        </w:rPr>
+      </w:pPr>
+      <w:r>
+        <w:rPr/>
+        <w:drawing>
+          <wp:anchor distT="0" distB="0" distL="0" distR="0" simplePos="0" relativeHeight="30" behindDoc="0" locked="0" layoutInCell="0" allowOverlap="1">
+            <wp:simplePos x="0" y="0"/>
+            <wp:positionH relativeFrom="column">
+              <wp:posOffset>490855</wp:posOffset>
+            </wp:positionH>
+            <wp:positionV relativeFrom="paragraph">
+              <wp:posOffset>57150</wp:posOffset>
+            </wp:positionV>
+            <wp:extent cx="2700020" cy="882015"/>
+            <wp:effectExtent l="0" t="0" r="0" b="0"/>
+            <wp:wrapTopAndBottom/>
+            <wp:docPr id="26" name="Bild14"/>
+            <wp:cNvGraphicFramePr>
+              <a:graphicFrameLocks xmlns:a="http://schemas.openxmlformats.org/drawingml/2006/main" noChangeAspect="1"/>
+            </wp:cNvGraphicFramePr>
+            <a:graphic xmlns:a="http://schemas.openxmlformats.org/drawingml/2006/main">
+              <a:graphicData uri="http://schemas.openxmlformats.org/drawingml/2006/picture">
+                <pic:pic xmlns:pic="http://schemas.openxmlformats.org/drawingml/2006/picture">
+                  <pic:nvPicPr>
+                    <pic:cNvPr id="26" name="Bild14"/>
+                    <pic:cNvPicPr>
+                      <a:picLocks noChangeAspect="1" noChangeArrowheads="1"/>
+                    </pic:cNvPicPr>
+                  </pic:nvPicPr>
+                  <pic:blipFill>
+                    <a:blip r:embed="rId28"/>
+                    <a:stretch>
+                      <a:fillRect/>
+                    </a:stretch>
+                  </pic:blipFill>
+                  <pic:spPr bwMode="auto">
+                    <a:xfrm>
+                      <a:off x="0" y="0"/>
+                      <a:ext cx="2700020" cy="882015"/>
+                    </a:xfrm>
+                    <a:prstGeom prst="rect">
+                      <a:avLst/>
+                    </a:prstGeom>
+                    <a:noFill/>
+                  </pic:spPr>
+                </pic:pic>
+              </a:graphicData>
+            </a:graphic>
+          </wp:anchor>
+        </w:drawing>
+      </w:r>
+    </w:p>
+    <w:p>
+      <w:pPr>
+        <w:pStyle w:val="BodyText"/>
+        <w:bidi w:val="0"/>
+        <w:jc w:val="left"/>
+        <w:rPr>
+          <w:rFonts w:ascii="Bahnschrift Light" w:hAnsi="Bahnschrift Light"/>
+          <w:sz w:val="24"/>
+          <w:szCs w:val="24"/>
+        </w:rPr>
+      </w:pPr>
+      <w:r>
+        <w:rPr>
+          <w:rFonts w:ascii="Bahnschrift Light" w:hAnsi="Bahnschrift Light"/>
+          <w:sz w:val="24"/>
+          <w:szCs w:val="24"/>
+        </w:rPr>
+      </w:r>
+    </w:p>
+    <w:p>
+      <w:pPr>
+        <w:pStyle w:val="BodyText"/>
+        <w:bidi w:val="0"/>
+        <w:jc w:val="left"/>
+        <w:rPr>
+          <w:rFonts w:ascii="Bahnschrift Light" w:hAnsi="Bahnschrift Light"/>
+          <w:sz w:val="24"/>
+          <w:szCs w:val="24"/>
+        </w:rPr>
+      </w:pPr>
+      <w:r>
+        <w:rPr>
+          <w:rFonts w:ascii="Bahnschrift Light" w:hAnsi="Bahnschrift Light"/>
+          <w:sz w:val="24"/>
+          <w:szCs w:val="24"/>
         </w:rPr>
       </w:r>
     </w:p>
@@ -9425,63 +9617,44 @@
           <w:szCs w:val="28"/>
           <w:lang w:val="de-DE" w:eastAsia="zh-CN" w:bidi="hi-IN"/>
         </w:rPr>
-        <w:t>The button "Save the game"</w:t>
-      </w:r>
-    </w:p>
-    <w:p>
-      <w:pPr>
-        <w:pStyle w:val="BodyText"/>
-        <w:widowControl w:val="false"/>
-        <w:suppressAutoHyphens w:val="true"/>
-        <w:jc w:val="both"/>
-        <w:rPr>
-          <w:rFonts w:ascii="Bahnschrift Light" w:hAnsi="Bahnschrift Light"/>
-          <w:sz w:val="24"/>
-          <w:szCs w:val="24"/>
-        </w:rPr>
-      </w:pPr>
-      <w:r>
-        <w:rPr>
-          <w:rFonts w:eastAsia="SimSun" w:cs="Arial" w:ascii="Bahnschrift Light" w:hAnsi="Bahnschrift Light"/>
-          <w:b w:val="false"/>
-          <w:bCs w:val="false"/>
-          <w:color w:val="auto"/>
-          <w:kern w:val="2"/>
-          <w:sz w:val="24"/>
-          <w:szCs w:val="24"/>
-          <w:lang w:val="de-DE" w:eastAsia="zh-CN" w:bidi="hi-IN"/>
-        </w:rPr>
-        <w:t>Saves the current game progress with date and time.</w:t>
-      </w:r>
-    </w:p>
-    <w:p>
-      <w:pPr>
-        <w:pStyle w:val="BodyText"/>
-        <w:widowControl w:val="false"/>
-        <w:suppressAutoHyphens w:val="true"/>
-        <w:bidi w:val="0"/>
-        <w:jc w:val="both"/>
-        <w:rPr>
-          <w:rFonts w:ascii="Bahnschrift Light" w:hAnsi="Bahnschrift Light" w:eastAsia="SimSun" w:cs="Arial"/>
-          <w:b/>
-          <w:bCs/>
-          <w:color w:val="auto"/>
-          <w:kern w:val="2"/>
-          <w:sz w:val="24"/>
-          <w:szCs w:val="24"/>
-          <w:lang w:val="de-DE" w:eastAsia="zh-CN" w:bidi="hi-IN"/>
-        </w:rPr>
-      </w:pPr>
-      <w:r>
-        <w:rPr>
-          <w:rFonts w:eastAsia="SimSun" w:cs="Arial" w:ascii="Bahnschrift Light" w:hAnsi="Bahnschrift Light"/>
-          <w:b/>
-          <w:bCs/>
-          <w:color w:val="auto"/>
-          <w:kern w:val="2"/>
-          <w:sz w:val="24"/>
-          <w:szCs w:val="24"/>
-          <w:lang w:val="de-DE" w:eastAsia="zh-CN" w:bidi="hi-IN"/>
+        <w:t>The button "Save single values"</w:t>
+      </w:r>
+    </w:p>
+    <w:p>
+      <w:pPr>
+        <w:pStyle w:val="BodyText"/>
+        <w:jc w:val="left"/>
+        <w:rPr>
+          <w:rFonts w:ascii="Bahnschrift Light" w:hAnsi="Bahnschrift Light"/>
+          <w:sz w:val="24"/>
+          <w:szCs w:val="24"/>
+        </w:rPr>
+      </w:pPr>
+      <w:r>
+        <w:rPr>
+          <w:rFonts w:ascii="Bahnschrift Light" w:hAnsi="Bahnschrift Light"/>
+          <w:sz w:val="24"/>
+          <w:szCs w:val="24"/>
+        </w:rPr>
+        <w:t>The "Accept single values" button allows you to accept and save individual numbers.</w:t>
+      </w:r>
+    </w:p>
+    <w:p>
+      <w:pPr>
+        <w:pStyle w:val="BodyText"/>
+        <w:bidi w:val="0"/>
+        <w:jc w:val="left"/>
+        <w:rPr>
+          <w:rFonts w:ascii="Bahnschrift Light" w:hAnsi="Bahnschrift Light"/>
+          <w:sz w:val="24"/>
+          <w:szCs w:val="24"/>
+        </w:rPr>
+      </w:pPr>
+      <w:r>
+        <w:rPr>
+          <w:rFonts w:ascii="Bahnschrift Light" w:hAnsi="Bahnschrift Light"/>
+          <w:sz w:val="24"/>
+          <w:szCs w:val="24"/>
         </w:rPr>
       </w:r>
     </w:p>
@@ -9508,7 +9681,7 @@
           <w:szCs w:val="28"/>
           <w:lang w:val="de-DE" w:eastAsia="zh-CN" w:bidi="hi-IN"/>
         </w:rPr>
-        <w:t>The button "Restore the game"</w:t>
+        <w:t>The button "Sample Sudoku"</w:t>
       </w:r>
     </w:p>
     <w:p>
@@ -9534,7 +9707,7 @@
           <w:szCs w:val="24"/>
           <w:lang w:val="de-DE" w:eastAsia="zh-CN" w:bidi="hi-IN"/>
         </w:rPr>
-        <w:t>Restoring a saved state</w:t>
+        <w:t>Two example Sudoku puzzles can be displayed here for testing.</w:t>
       </w:r>
     </w:p>
     <w:p>
@@ -9591,7 +9764,7 @@
           <w:szCs w:val="28"/>
           <w:lang w:val="de-DE" w:eastAsia="zh-CN" w:bidi="hi-IN"/>
         </w:rPr>
-        <w:t>The button "Step back"</w:t>
+        <w:t>The button "Save the game"</w:t>
       </w:r>
     </w:p>
     <w:p>
@@ -9617,7 +9790,7 @@
           <w:szCs w:val="24"/>
           <w:lang w:val="de-DE" w:eastAsia="zh-CN" w:bidi="hi-IN"/>
         </w:rPr>
-        <w:t>Every change in the Sudoku puzzle is saved in a history. You can go back one step in the history at a time.</w:t>
+        <w:t>Saves the current game progress with date and time.</w:t>
       </w:r>
     </w:p>
     <w:p>
@@ -9625,25 +9798,30 @@
         <w:pStyle w:val="BodyText"/>
         <w:widowControl w:val="false"/>
         <w:suppressAutoHyphens w:val="true"/>
-        <w:jc w:val="both"/>
-        <w:rPr>
-          <w:rFonts w:ascii="Bahnschrift Light" w:hAnsi="Bahnschrift Light"/>
-          <w:sz w:val="24"/>
-          <w:szCs w:val="24"/>
-        </w:rPr>
-      </w:pPr>
-      <w:r>
-        <w:rPr>
-          <w:rFonts w:eastAsia="SimSun" w:cs="Arial" w:ascii="Bahnschrift Light" w:hAnsi="Bahnschrift Light"/>
-          <w:b w:val="false"/>
-          <w:bCs w:val="false"/>
+        <w:bidi w:val="0"/>
+        <w:jc w:val="both"/>
+        <w:rPr>
+          <w:rFonts w:ascii="Bahnschrift Light" w:hAnsi="Bahnschrift Light" w:eastAsia="SimSun" w:cs="Arial"/>
+          <w:b/>
+          <w:bCs/>
           <w:color w:val="auto"/>
           <w:kern w:val="2"/>
           <w:sz w:val="24"/>
           <w:szCs w:val="24"/>
           <w:lang w:val="de-DE" w:eastAsia="zh-CN" w:bidi="hi-IN"/>
         </w:rPr>
-        <w:t xml:space="preserve"> </w:t>
+      </w:pPr>
+      <w:r>
+        <w:rPr>
+          <w:rFonts w:eastAsia="SimSun" w:cs="Arial" w:ascii="Bahnschrift Light" w:hAnsi="Bahnschrift Light"/>
+          <w:b/>
+          <w:bCs/>
+          <w:color w:val="auto"/>
+          <w:kern w:val="2"/>
+          <w:sz w:val="24"/>
+          <w:szCs w:val="24"/>
+          <w:lang w:val="de-DE" w:eastAsia="zh-CN" w:bidi="hi-IN"/>
+        </w:rPr>
       </w:r>
     </w:p>
     <w:p>
@@ -9669,7 +9847,33 @@
           <w:szCs w:val="28"/>
           <w:lang w:val="de-DE" w:eastAsia="zh-CN" w:bidi="hi-IN"/>
         </w:rPr>
-        <w:t>The button “Preferences”</w:t>
+        <w:t>The button "Restore the game"</w:t>
+      </w:r>
+    </w:p>
+    <w:p>
+      <w:pPr>
+        <w:pStyle w:val="BodyText"/>
+        <w:widowControl w:val="false"/>
+        <w:suppressAutoHyphens w:val="true"/>
+        <w:jc w:val="both"/>
+        <w:rPr>
+          <w:rFonts w:ascii="Bahnschrift Light" w:hAnsi="Bahnschrift Light"/>
+          <w:sz w:val="24"/>
+          <w:szCs w:val="24"/>
+        </w:rPr>
+      </w:pPr>
+      <w:r>
+        <w:rPr>
+          <w:rFonts w:eastAsia="SimSun" w:cs="Arial" w:ascii="Bahnschrift Light" w:hAnsi="Bahnschrift Light"/>
+          <w:b w:val="false"/>
+          <w:bCs w:val="false"/>
+          <w:color w:val="auto"/>
+          <w:kern w:val="2"/>
+          <w:sz w:val="24"/>
+          <w:szCs w:val="24"/>
+          <w:lang w:val="de-DE" w:eastAsia="zh-CN" w:bidi="hi-IN"/>
+        </w:rPr>
+        <w:t>Restoring a saved state</w:t>
       </w:r>
     </w:p>
     <w:p>
@@ -9705,6 +9909,141 @@
     </w:p>
     <w:p>
       <w:pPr>
+        <w:pStyle w:val="BodyText"/>
+        <w:widowControl w:val="false"/>
+        <w:suppressAutoHyphens w:val="true"/>
+        <w:jc w:val="both"/>
+        <w:rPr>
+          <w:rFonts w:ascii="Bahnschrift Light" w:hAnsi="Bahnschrift Light"/>
+          <w:sz w:val="28"/>
+          <w:szCs w:val="28"/>
+        </w:rPr>
+      </w:pPr>
+      <w:r>
+        <w:rPr>
+          <w:rFonts w:eastAsia="SimSun" w:cs="Arial" w:ascii="Bahnschrift Light" w:hAnsi="Bahnschrift Light"/>
+          <w:b/>
+          <w:bCs/>
+          <w:color w:val="auto"/>
+          <w:kern w:val="2"/>
+          <w:sz w:val="28"/>
+          <w:szCs w:val="28"/>
+          <w:lang w:val="de-DE" w:eastAsia="zh-CN" w:bidi="hi-IN"/>
+        </w:rPr>
+        <w:t>The button "Step back"</w:t>
+      </w:r>
+    </w:p>
+    <w:p>
+      <w:pPr>
+        <w:pStyle w:val="BodyText"/>
+        <w:widowControl w:val="false"/>
+        <w:suppressAutoHyphens w:val="true"/>
+        <w:jc w:val="both"/>
+        <w:rPr>
+          <w:rFonts w:ascii="Bahnschrift Light" w:hAnsi="Bahnschrift Light"/>
+          <w:sz w:val="24"/>
+          <w:szCs w:val="24"/>
+        </w:rPr>
+      </w:pPr>
+      <w:r>
+        <w:rPr>
+          <w:rFonts w:eastAsia="SimSun" w:cs="Arial" w:ascii="Bahnschrift Light" w:hAnsi="Bahnschrift Light"/>
+          <w:b w:val="false"/>
+          <w:bCs w:val="false"/>
+          <w:color w:val="auto"/>
+          <w:kern w:val="2"/>
+          <w:sz w:val="24"/>
+          <w:szCs w:val="24"/>
+          <w:lang w:val="de-DE" w:eastAsia="zh-CN" w:bidi="hi-IN"/>
+        </w:rPr>
+        <w:t>Every change in the Sudoku puzzle is saved in a history. You can go back one step in the history at a time.</w:t>
+      </w:r>
+    </w:p>
+    <w:p>
+      <w:pPr>
+        <w:pStyle w:val="BodyText"/>
+        <w:widowControl w:val="false"/>
+        <w:suppressAutoHyphens w:val="true"/>
+        <w:jc w:val="both"/>
+        <w:rPr>
+          <w:rFonts w:ascii="Bahnschrift Light" w:hAnsi="Bahnschrift Light"/>
+          <w:sz w:val="24"/>
+          <w:szCs w:val="24"/>
+        </w:rPr>
+      </w:pPr>
+      <w:r>
+        <w:rPr>
+          <w:rFonts w:eastAsia="SimSun" w:cs="Arial" w:ascii="Bahnschrift Light" w:hAnsi="Bahnschrift Light"/>
+          <w:b w:val="false"/>
+          <w:bCs w:val="false"/>
+          <w:color w:val="auto"/>
+          <w:kern w:val="2"/>
+          <w:sz w:val="24"/>
+          <w:szCs w:val="24"/>
+          <w:lang w:val="de-DE" w:eastAsia="zh-CN" w:bidi="hi-IN"/>
+        </w:rPr>
+        <w:t xml:space="preserve"> </w:t>
+      </w:r>
+    </w:p>
+    <w:p>
+      <w:pPr>
+        <w:pStyle w:val="BodyText"/>
+        <w:widowControl w:val="false"/>
+        <w:suppressAutoHyphens w:val="true"/>
+        <w:jc w:val="both"/>
+        <w:rPr>
+          <w:rFonts w:ascii="Bahnschrift Light" w:hAnsi="Bahnschrift Light"/>
+          <w:sz w:val="28"/>
+          <w:szCs w:val="28"/>
+        </w:rPr>
+      </w:pPr>
+      <w:r>
+        <w:rPr>
+          <w:rFonts w:eastAsia="SimSun" w:cs="Arial" w:ascii="Bahnschrift Light" w:hAnsi="Bahnschrift Light"/>
+          <w:b/>
+          <w:bCs/>
+          <w:color w:val="auto"/>
+          <w:kern w:val="2"/>
+          <w:sz w:val="28"/>
+          <w:szCs w:val="28"/>
+          <w:lang w:val="de-DE" w:eastAsia="zh-CN" w:bidi="hi-IN"/>
+        </w:rPr>
+        <w:t>The button “Preferences”</w:t>
+      </w:r>
+    </w:p>
+    <w:p>
+      <w:pPr>
+        <w:pStyle w:val="BodyText"/>
+        <w:widowControl w:val="false"/>
+        <w:suppressAutoHyphens w:val="true"/>
+        <w:bidi w:val="0"/>
+        <w:jc w:val="both"/>
+        <w:rPr>
+          <w:rFonts w:ascii="Bahnschrift Light" w:hAnsi="Bahnschrift Light" w:eastAsia="SimSun" w:cs="Arial"/>
+          <w:b/>
+          <w:bCs/>
+          <w:color w:val="auto"/>
+          <w:kern w:val="2"/>
+          <w:sz w:val="24"/>
+          <w:szCs w:val="24"/>
+          <w:lang w:val="de-DE" w:eastAsia="zh-CN" w:bidi="hi-IN"/>
+        </w:rPr>
+      </w:pPr>
+      <w:r>
+        <w:rPr>
+          <w:rFonts w:eastAsia="SimSun" w:cs="Arial" w:ascii="Bahnschrift Light" w:hAnsi="Bahnschrift Light"/>
+          <w:b/>
+          <w:bCs/>
+          <w:color w:val="auto"/>
+          <w:kern w:val="2"/>
+          <w:sz w:val="24"/>
+          <w:szCs w:val="24"/>
+          <w:lang w:val="de-DE" w:eastAsia="zh-CN" w:bidi="hi-IN"/>
+        </w:rPr>
+      </w:r>
+    </w:p>
+    <w:p>
+      <w:pPr>
         <w:pStyle w:val="Normal"/>
         <w:tabs>
           <w:tab w:val="clear" w:pos="709"/>
@@ -9962,6 +10301,31 @@
           <w:sz w:val="24"/>
           <w:szCs w:val="24"/>
         </w:rPr>
+      </w:r>
+    </w:p>
+    <w:p>
+      <w:pPr>
+        <w:pStyle w:val="Normal"/>
+        <w:tabs>
+          <w:tab w:val="clear" w:pos="709"/>
+          <w:tab w:val="left" w:pos="4470" w:leader="none"/>
+        </w:tabs>
+        <w:jc w:val="both"/>
+        <w:rPr>
+          <w:rFonts w:ascii="Bahnschrift Light" w:hAnsi="Bahnschrift Light" w:cs="Arial"/>
+          <w:sz w:val="24"/>
+          <w:szCs w:val="24"/>
+        </w:rPr>
+      </w:pPr>
+      <w:r>
+        <w:rPr>
+          <w:rFonts w:cs="Arial" w:ascii="Bahnschrift Light" w:hAnsi="Bahnschrift Light"/>
+          <w:sz w:val="24"/>
+          <w:szCs w:val="24"/>
+        </w:rPr>
+      </w:r>
+      <w:r>
+        <w:br w:type="page"/>
       </w:r>
     </w:p>
     <w:p>
@@ -10040,7 +10404,7 @@
             <wp:extent cx="1362075" cy="1049655"/>
             <wp:effectExtent l="0" t="0" r="0" b="0"/>
             <wp:wrapTopAndBottom/>
-            <wp:docPr id="25" name="Bild4"/>
+            <wp:docPr id="27" name="Bild4"/>
             <wp:cNvGraphicFramePr>
               <a:graphicFrameLocks xmlns:a="http://schemas.openxmlformats.org/drawingml/2006/main" noChangeAspect="1"/>
             </wp:cNvGraphicFramePr>
@@ -10048,13 +10412,13 @@
               <a:graphicData uri="http://schemas.openxmlformats.org/drawingml/2006/picture">
                 <pic:pic xmlns:pic="http://schemas.openxmlformats.org/drawingml/2006/picture">
                   <pic:nvPicPr>
-                    <pic:cNvPr id="25" name="Bild4"/>
+                    <pic:cNvPr id="27" name="Bild4"/>
                     <pic:cNvPicPr>
                       <a:picLocks noChangeAspect="1" noChangeArrowheads="1"/>
                     </pic:cNvPicPr>
                   </pic:nvPicPr>
                   <pic:blipFill>
-                    <a:blip r:embed="rId27"/>
+                    <a:blip r:embed="rId29"/>
                     <a:srcRect l="-68" t="-71" r="-68" b="-71"/>
                     <a:stretch>
                       <a:fillRect/>
@@ -10287,7 +10651,7 @@
             <wp:extent cx="4091305" cy="1872615"/>
             <wp:effectExtent l="0" t="0" r="0" b="0"/>
             <wp:wrapSquare wrapText="largest"/>
-            <wp:docPr id="26" name="Bild5"/>
+            <wp:docPr id="28" name="Bild5"/>
             <wp:cNvGraphicFramePr>
               <a:graphicFrameLocks xmlns:a="http://schemas.openxmlformats.org/drawingml/2006/main" noChangeAspect="1"/>
             </wp:cNvGraphicFramePr>
@@ -10295,13 +10659,13 @@
               <a:graphicData uri="http://schemas.openxmlformats.org/drawingml/2006/picture">
                 <pic:pic xmlns:pic="http://schemas.openxmlformats.org/drawingml/2006/picture">
                   <pic:nvPicPr>
-                    <pic:cNvPr id="26" name="Bild5"/>
+                    <pic:cNvPr id="28" name="Bild5"/>
                     <pic:cNvPicPr>
                       <a:picLocks noChangeAspect="1" noChangeArrowheads="1"/>
                     </pic:cNvPicPr>
                   </pic:nvPicPr>
                   <pic:blipFill>
-                    <a:blip r:embed="rId28"/>
+                    <a:blip r:embed="rId30"/>
                     <a:stretch>
                       <a:fillRect/>
                     </a:stretch>
@@ -10656,7 +11020,7 @@
             <wp:extent cx="4122420" cy="1243330"/>
             <wp:effectExtent l="0" t="0" r="0" b="0"/>
             <wp:wrapSquare wrapText="largest"/>
-            <wp:docPr id="27" name="Bild27"/>
+            <wp:docPr id="29" name="Bild27"/>
             <wp:cNvGraphicFramePr>
               <a:graphicFrameLocks xmlns:a="http://schemas.openxmlformats.org/drawingml/2006/main" noChangeAspect="1"/>
             </wp:cNvGraphicFramePr>
@@ -10664,13 +11028,13 @@
               <a:graphicData uri="http://schemas.openxmlformats.org/drawingml/2006/picture">
                 <pic:pic xmlns:pic="http://schemas.openxmlformats.org/drawingml/2006/picture">
                   <pic:nvPicPr>
-                    <pic:cNvPr id="27" name="Bild27"/>
+                    <pic:cNvPr id="29" name="Bild27"/>
                     <pic:cNvPicPr>
                       <a:picLocks noChangeAspect="1" noChangeArrowheads="1"/>
                     </pic:cNvPicPr>
                   </pic:nvPicPr>
                   <pic:blipFill>
-                    <a:blip r:embed="rId29"/>
+                    <a:blip r:embed="rId31"/>
                     <a:stretch>
                       <a:fillRect/>
                     </a:stretch>
@@ -10835,9 +11199,9 @@
       </w:r>
     </w:p>
     <w:sectPr>
-      <w:footerReference w:type="even" r:id="rId30"/>
-      <w:footerReference w:type="default" r:id="rId31"/>
-      <w:footerReference w:type="first" r:id="rId32"/>
+      <w:footerReference w:type="even" r:id="rId32"/>
+      <w:footerReference w:type="default" r:id="rId33"/>
+      <w:footerReference w:type="first" r:id="rId34"/>
       <w:type w:val="nextPage"/>
       <w:pgSz w:w="11906" w:h="16838"/>
       <w:pgMar w:left="1134" w:right="1134" w:gutter="0" w:header="0" w:top="1134" w:footer="1134" w:bottom="1700"/>
@@ -10908,7 +11272,7 @@
         <w:sz w:val="16"/>
         <w:szCs w:val="16"/>
       </w:rPr>
-      <w:t>13</w:t>
+      <w:t>12</w:t>
     </w:r>
     <w:r>
       <w:rPr>
@@ -10950,7 +11314,7 @@
         <w:sz w:val="16"/>
         <w:szCs w:val="16"/>
       </w:rPr>
-      <w:t>13</w:t>
+      <w:t>14</w:t>
     </w:r>
     <w:r>
       <w:rPr>
@@ -11007,7 +11371,7 @@
         <w:sz w:val="16"/>
         <w:szCs w:val="16"/>
       </w:rPr>
-      <w:t>13</w:t>
+      <w:t>12</w:t>
     </w:r>
     <w:r>
       <w:rPr>
@@ -11049,7 +11413,7 @@
         <w:sz w:val="16"/>
         <w:szCs w:val="16"/>
       </w:rPr>
-      <w:t>13</w:t>
+      <w:t>14</w:t>
     </w:r>
     <w:r>
       <w:rPr>
@@ -11489,7 +11853,7 @@
   </w:style>
   <w:style w:type="paragraph" w:styleId="Heading3">
     <w:name w:val="heading 3"/>
-    <w:basedOn w:val="berschriftuser"/>
+    <w:basedOn w:val="berschrift"/>
     <w:next w:val="BodyText"/>
     <w:qFormat/>
     <w:pPr>
@@ -11625,15 +11989,15 @@
       <w:lang w:val="en-US" w:eastAsia="zxx" w:bidi="zxx"/>
     </w:rPr>
   </w:style>
-  <w:style w:type="character" w:styleId="Aufzhlungszeichenuser">
-    <w:name w:val="Aufzählungszeichen (user)"/>
+  <w:style w:type="character" w:styleId="Aufzhlungszeichen">
+    <w:name w:val="Aufzählungszeichen"/>
     <w:qFormat/>
     <w:rPr>
       <w:rFonts w:ascii="OpenSymbol;Arial Unicode MS" w:hAnsi="OpenSymbol;Arial Unicode MS" w:eastAsia="OpenSymbol;Arial Unicode MS" w:cs="OpenSymbol;Arial Unicode MS"/>
     </w:rPr>
   </w:style>
-  <w:style w:type="character" w:styleId="Nummerierungszeichenuser">
-    <w:name w:val="Nummerierungszeichen (user)"/>
+  <w:style w:type="character" w:styleId="Nummerierungszeichen">
+    <w:name w:val="Nummerierungszeichen"/>
     <w:qFormat/>
     <w:rPr/>
   </w:style>
@@ -11676,8 +12040,8 @@
       <w:u w:val="single"/>
     </w:rPr>
   </w:style>
-  <w:style w:type="character" w:styleId="Aufzhlungszeichen">
-    <w:name w:val="Aufzählungszeichen"/>
+  <w:style w:type="character" w:styleId="Aufzhlungszeichenuser">
+    <w:name w:val="Aufzählungszeichen (user)"/>
     <w:qFormat/>
     <w:rPr>
       <w:rFonts w:ascii="OpenSymbol" w:hAnsi="OpenSymbol" w:eastAsia="OpenSymbol" w:cs="OpenSymbol"/>
@@ -11693,7 +12057,7 @@
       <w:spacing w:before="240" w:after="120"/>
     </w:pPr>
     <w:rPr>
-      <w:rFonts w:ascii="Liberation Sans" w:hAnsi="Liberation Sans" w:eastAsia="Microsoft YaHei" w:cs="Arial"/>
+      <w:rFonts w:ascii="Arial" w:hAnsi="Arial" w:eastAsia="Microsoft YaHei" w:cs="Arial"/>
       <w:sz w:val="28"/>
       <w:szCs w:val="28"/>
     </w:rPr>
@@ -11751,7 +12115,7 @@
       <w:spacing w:before="240" w:after="120"/>
     </w:pPr>
     <w:rPr>
-      <w:rFonts w:ascii="Arial" w:hAnsi="Arial" w:eastAsia="Microsoft YaHei" w:cs="Arial"/>
+      <w:rFonts w:ascii="Liberation Sans" w:hAnsi="Liberation Sans" w:eastAsia="Microsoft YaHei" w:cs="Arial"/>
       <w:sz w:val="28"/>
       <w:szCs w:val="28"/>
     </w:rPr>
@@ -11767,8 +12131,8 @@
       <w:rFonts w:cs="Arial"/>
     </w:rPr>
   </w:style>
-  <w:style w:type="paragraph" w:styleId="VorformatierterTextuser">
-    <w:name w:val="Vorformatierter Text (user)"/>
+  <w:style w:type="paragraph" w:styleId="VorformatierterText">
+    <w:name w:val="Vorformatierter Text"/>
     <w:basedOn w:val="Normal"/>
     <w:qFormat/>
     <w:pPr>
@@ -11780,8 +12144,8 @@
       <w:szCs w:val="20"/>
     </w:rPr>
   </w:style>
-  <w:style w:type="paragraph" w:styleId="Kopf-Fuzeileuser">
-    <w:name w:val="Kopf-/Fußzeile (user)"/>
+  <w:style w:type="paragraph" w:styleId="Kopf-Fuzeile">
+    <w:name w:val="Kopf-/Fußzeile"/>
     <w:basedOn w:val="Normal"/>
     <w:qFormat/>
     <w:pPr>
@@ -11794,8 +12158,8 @@
     </w:pPr>
     <w:rPr/>
   </w:style>
-  <w:style w:type="paragraph" w:styleId="Kopf-Fuzeile">
-    <w:name w:val="Kopf-/Fußzeile"/>
+  <w:style w:type="paragraph" w:styleId="Kopf-Fuzeileuser">
+    <w:name w:val="Kopf-/Fußzeile (user)"/>
     <w:basedOn w:val="Normal"/>
     <w:qFormat/>
     <w:pPr/>
@@ -11803,7 +12167,7 @@
   </w:style>
   <w:style w:type="paragraph" w:styleId="Footer">
     <w:name w:val="footer"/>
-    <w:basedOn w:val="Kopf-Fuzeileuser"/>
+    <w:basedOn w:val="Kopf-Fuzeile"/>
     <w:pPr>
       <w:suppressLineNumbers/>
     </w:pPr>
